--- a/hin/docx/009.content.docx
+++ b/hin/docx/009.content.docx
@@ -280,7 +280,6 @@
       </w:r>
       <w:r>
         <w:rPr>
-          <w:b/>
           <w:lang w:val="hi_IN" w:bidi="hi_IN"/>
         </w:rPr>
         <w:t>पाप</w:t>
@@ -291,18 +290,12 @@
         </w:rPr>
         <w:t xml:space="preserve"> किया है और सजा के योग्य हैं। लोगों को अपने किए हुए नुकसान का हिसाब परमेश्वर को चुकाना होगा। हालाँकि, परमेश्वर लोगों को यह कहकर क्षमा करना चाहता है कि उन्हें उसको हिसाब चुकाना नहीं पड़ेगा, क्योंकि वह जानता है कि वे ऐसा नहीं कर सकते! परमेश्वर लोगों को क्षमा करता है क्योंकि वह उन पर </w:t>
       </w:r>
-      <w:hyperlink r:id="rId13">
-        <w:r>
-          <w:rPr>
-            <w:lang w:val="hi_IN" w:bidi="hi_IN"/>
-          </w:rPr>
-          <w:rPr>
-            <w:color w:val="0000EE"/>
-            <w:u w:val="single"/>
-          </w:rPr>
-          <w:t>दया</w:t>
-        </w:r>
-      </w:hyperlink>
+      <w:r>
+        <w:rPr>
+          <w:lang w:val="hi_IN" w:bidi="hi_IN"/>
+        </w:rPr>
+        <w:t>दया</w:t>
+      </w:r>
       <w:r>
         <w:rPr>
           <w:lang w:val="hi_IN" w:bidi="hi_IN"/>
@@ -311,7 +304,6 @@
       </w:r>
       <w:r>
         <w:rPr>
-          <w:b/>
           <w:lang w:val="hi_IN" w:bidi="hi_IN"/>
         </w:rPr>
         <w:t>मानते</w:t>
